--- a/01-02-2025/Git.docx
+++ b/01-02-2025/Git.docx
@@ -4,7 +4,10 @@
   <w:body>
     <w:p>
       <w:r>
-        <w:t>Master-code</w:t>
+        <w:t>Local</w:t>
+      </w:r>
+      <w:r>
+        <w:t>-code</w:t>
       </w:r>
     </w:p>
     <w:sectPr>
